--- a/Final_Report.docx
+++ b/Final_Report.docx
@@ -66,13 +66,13 @@
           <w:i/>
           <w:iCs/>
         </w:rPr>
-        <w:t>(insert your GitHub link here)</w:t>
+        <w:t>https://github.com/Samuel611S/final_project</w:t>
       </w:r>
     </w:p>
     <w:p>
       <w:r>
         <w:pict w14:anchorId="36864F1E">
-          <v:rect id="_x0000_i1061" style="width:0;height:1.5pt" o:hralign="center" o:hrstd="t" o:hr="t" fillcolor="#a0a0a0" stroked="f"/>
+          <v:rect id="_x0000_i1025" style="width:0;height:1.5pt" o:hralign="center" o:hrstd="t" o:hr="t" fillcolor="#a0a0a0" stroked="f"/>
         </w:pict>
       </w:r>
     </w:p>
@@ -88,21 +88,14 @@
           <w:b/>
           <w:bCs/>
         </w:rPr>
-        <w:t xml:space="preserve">Chapter 1 — Introduction </w:t>
-      </w:r>
-      <w:r>
-        <w:rPr>
-          <w:b/>
-          <w:bCs/>
-        </w:rPr>
-        <w:t>(</w:t>
-      </w:r>
-      <w:r>
-        <w:rPr>
-          <w:b/>
-          <w:bCs/>
-        </w:rPr>
-        <w:t>850–950 words)</w:t>
+        <w:t xml:space="preserve">Chapter 1 — </w:t>
+      </w:r>
+      <w:r>
+        <w:rPr>
+          <w:b/>
+          <w:bCs/>
+        </w:rPr>
+        <w:t>Introduction (906/1000 words)</w:t>
       </w:r>
     </w:p>
     <w:p>
@@ -222,7 +215,7 @@
           <w:bCs/>
         </w:rPr>
         <w:pict w14:anchorId="219A41FE">
-          <v:rect id="_x0000_i1103" style="width:0;height:1.5pt" o:hralign="center" o:hrstd="t" o:hr="t" fillcolor="#a0a0a0" stroked="f"/>
+          <v:rect id="_x0000_i1026" style="width:0;height:1.5pt" o:hralign="center" o:hrstd="t" o:hr="t" fillcolor="#a0a0a0" stroked="f"/>
         </w:pict>
       </w:r>
     </w:p>
@@ -308,7 +301,7 @@
           <w:bCs/>
         </w:rPr>
         <w:pict w14:anchorId="35E27641">
-          <v:rect id="_x0000_i1104" style="width:0;height:1.5pt" o:hralign="center" o:hrstd="t" o:hr="t" fillcolor="#a0a0a0" stroked="f"/>
+          <v:rect id="_x0000_i1027" style="width:0;height:1.5pt" o:hralign="center" o:hrstd="t" o:hr="t" fillcolor="#a0a0a0" stroked="f"/>
         </w:pict>
       </w:r>
     </w:p>
@@ -457,7 +450,7 @@
         </w:rPr>
         <w:lastRenderedPageBreak/>
         <w:pict w14:anchorId="4BDF724E">
-          <v:rect id="_x0000_i1105" style="width:0;height:1.5pt" o:hralign="center" o:hrstd="t" o:hr="t" fillcolor="#a0a0a0" stroked="f"/>
+          <v:rect id="_x0000_i1028" style="width:0;height:1.5pt" o:hralign="center" o:hrstd="t" o:hr="t" fillcolor="#a0a0a0" stroked="f"/>
         </w:pict>
       </w:r>
     </w:p>
@@ -504,7 +497,7 @@
           <w:bCs/>
         </w:rPr>
         <w:pict w14:anchorId="5630FA3E">
-          <v:rect id="_x0000_i1106" style="width:0;height:1.5pt" o:hralign="center" o:hrstd="t" o:hr="t" fillcolor="#a0a0a0" stroked="f"/>
+          <v:rect id="_x0000_i1029" style="width:0;height:1.5pt" o:hralign="center" o:hrstd="t" o:hr="t" fillcolor="#a0a0a0" stroked="f"/>
         </w:pict>
       </w:r>
     </w:p>
@@ -734,7 +727,7 @@
           <w:bCs/>
         </w:rPr>
         <w:pict w14:anchorId="2FFD098C">
-          <v:rect id="_x0000_i1107" style="width:0;height:1.5pt" o:hralign="center" o:hrstd="t" o:hr="t" fillcolor="#a0a0a0" stroked="f"/>
+          <v:rect id="_x0000_i1030" style="width:0;height:1.5pt" o:hralign="center" o:hrstd="t" o:hr="t" fillcolor="#a0a0a0" stroked="f"/>
         </w:pict>
       </w:r>
     </w:p>
@@ -863,7 +856,7 @@
     <w:p>
       <w:r>
         <w:pict w14:anchorId="599606A4">
-          <v:rect id="_x0000_i1062" style="width:0;height:1.5pt" o:hralign="center" o:hrstd="t" o:hr="t" fillcolor="#a0a0a0" stroked="f"/>
+          <v:rect id="_x0000_i1031" style="width:0;height:1.5pt" o:hralign="center" o:hrstd="t" o:hr="t" fillcolor="#a0a0a0" stroked="f"/>
         </w:pict>
       </w:r>
     </w:p>
@@ -879,7 +872,14 @@
           <w:b/>
           <w:bCs/>
         </w:rPr>
-        <w:t>Chapter 2 — Literature Review (Draft | ~1900–2300 words)</w:t>
+        <w:t xml:space="preserve">Chapter 2 — Literature Review </w:t>
+      </w:r>
+      <w:r>
+        <w:rPr>
+          <w:b/>
+          <w:bCs/>
+        </w:rPr>
+        <w:t>(1401/2500 words)</w:t>
       </w:r>
     </w:p>
     <w:p>
@@ -982,7 +982,7 @@
           <w:bCs/>
         </w:rPr>
         <w:pict w14:anchorId="614F5F72">
-          <v:rect id="_x0000_i1180" style="width:0;height:1.5pt" o:hralign="center" o:hrstd="t" o:hr="t" fillcolor="#a0a0a0" stroked="f"/>
+          <v:rect id="_x0000_i1032" style="width:0;height:1.5pt" o:hralign="center" o:hrstd="t" o:hr="t" fillcolor="#a0a0a0" stroked="f"/>
         </w:pict>
       </w:r>
     </w:p>
@@ -1120,7 +1120,7 @@
           <w:bCs/>
         </w:rPr>
         <w:pict w14:anchorId="3D0D788C">
-          <v:rect id="_x0000_i1185" style="width:0;height:1.5pt" o:hralign="center" o:hrstd="t" o:hr="t" fillcolor="#a0a0a0" stroked="f"/>
+          <v:rect id="_x0000_i1033" style="width:0;height:1.5pt" o:hralign="center" o:hrstd="t" o:hr="t" fillcolor="#a0a0a0" stroked="f"/>
         </w:pict>
       </w:r>
     </w:p>
@@ -1207,7 +1207,7 @@
         </w:rPr>
         <w:lastRenderedPageBreak/>
         <w:pict w14:anchorId="48D66E6C">
-          <v:rect id="_x0000_i1186" style="width:0;height:1.5pt" o:hralign="center" o:hrstd="t" o:hr="t" fillcolor="#a0a0a0" stroked="f"/>
+          <v:rect id="_x0000_i1034" style="width:0;height:1.5pt" o:hralign="center" o:hrstd="t" o:hr="t" fillcolor="#a0a0a0" stroked="f"/>
         </w:pict>
       </w:r>
     </w:p>
@@ -1242,7 +1242,23 @@
           <w:bCs/>
           <w:lang w:val="en-US"/>
         </w:rPr>
-        <w:t xml:space="preserve">TikTok differs from traditional streaming platforms in that music consumption occurs primarily through short video clips. Users often encounter songs through short repeated segments (hooks, choruses, or rhythmic drops), and virality can be driven by creator </w:t>
+        <w:t xml:space="preserve">TikTok differs from traditional streaming platforms in that music consumption occurs primarily through short video clips. Users often encounter songs through </w:t>
+      </w:r>
+      <w:r>
+        <w:rPr>
+          <w:b/>
+          <w:bCs/>
+          <w:lang w:val="en-US"/>
+        </w:rPr>
+        <w:t>short, repeated</w:t>
+      </w:r>
+      <w:r>
+        <w:rPr>
+          <w:b/>
+          <w:bCs/>
+          <w:lang w:val="en-US"/>
+        </w:rPr>
+        <w:t xml:space="preserve"> segments (hooks, choruses, or rhythmic drops), and virality can be driven by creator </w:t>
       </w:r>
       <w:proofErr w:type="spellStart"/>
       <w:r>
@@ -1329,7 +1345,7 @@
           <w:bCs/>
         </w:rPr>
         <w:pict w14:anchorId="6556FDB9">
-          <v:rect id="_x0000_i1188" style="width:0;height:1.5pt" o:hralign="center" o:hrstd="t" o:hr="t" fillcolor="#a0a0a0" stroked="f"/>
+          <v:rect id="_x0000_i1035" style="width:0;height:1.5pt" o:hralign="center" o:hrstd="t" o:hr="t" fillcolor="#a0a0a0" stroked="f"/>
         </w:pict>
       </w:r>
     </w:p>
@@ -1503,7 +1519,7 @@
         </w:rPr>
         <w:lastRenderedPageBreak/>
         <w:pict w14:anchorId="55508FE7">
-          <v:rect id="_x0000_i1375" style="width:0;height:1.5pt" o:hralign="center" o:hrstd="t" o:hr="t" fillcolor="#a0a0a0" stroked="f"/>
+          <v:rect id="_x0000_i1036" style="width:0;height:1.5pt" o:hralign="center" o:hrstd="t" o:hr="t" fillcolor="#a0a0a0" stroked="f"/>
         </w:pict>
       </w:r>
     </w:p>
@@ -1692,7 +1708,7 @@
           <w:bCs/>
         </w:rPr>
         <w:pict w14:anchorId="0EAD67C3">
-          <v:rect id="_x0000_i1192" style="width:0;height:1.5pt" o:hralign="center" o:hrstd="t" o:hr="t" fillcolor="#a0a0a0" stroked="f"/>
+          <v:rect id="_x0000_i1037" style="width:0;height:1.5pt" o:hralign="center" o:hrstd="t" o:hr="t" fillcolor="#a0a0a0" stroked="f"/>
         </w:pict>
       </w:r>
     </w:p>
@@ -1781,7 +1797,7 @@
           <w:lang w:val="en-US"/>
         </w:rPr>
         <w:pict w14:anchorId="5A23E99C">
-          <v:rect id="_x0000_i1382" style="width:0;height:1.5pt" o:hralign="center" o:hrstd="t" o:hr="t" fillcolor="#a0a0a0" stroked="f"/>
+          <v:rect id="_x0000_i1038" style="width:0;height:1.5pt" o:hralign="center" o:hrstd="t" o:hr="t" fillcolor="#a0a0a0" stroked="f"/>
         </w:pict>
       </w:r>
     </w:p>
@@ -1869,7 +1885,7 @@
       </w:pPr>
       <w:r>
         <w:pict w14:anchorId="12815F5D">
-          <v:rect id="_x0000_i1384" style="width:0;height:1.5pt" o:hralign="center" o:hrstd="t" o:hr="t" fillcolor="#a0a0a0" stroked="f"/>
+          <v:rect id="_x0000_i1039" style="width:0;height:1.5pt" o:hralign="center" o:hrstd="t" o:hr="t" fillcolor="#a0a0a0" stroked="f"/>
         </w:pict>
       </w:r>
     </w:p>
@@ -2824,7 +2840,7 @@
           <w:lang w:val="en-US"/>
         </w:rPr>
         <w:pict w14:anchorId="06310C37">
-          <v:rect id="_x0000_i1391" style="width:0;height:1.5pt" o:hralign="center" o:hrstd="t" o:hr="t" fillcolor="#a0a0a0" stroked="f"/>
+          <v:rect id="_x0000_i1040" style="width:0;height:1.5pt" o:hralign="center" o:hrstd="t" o:hr="t" fillcolor="#a0a0a0" stroked="f"/>
         </w:pict>
       </w:r>
     </w:p>
@@ -2874,7 +2890,7 @@
     <w:p>
       <w:r>
         <w:pict w14:anchorId="6B89AC20">
-          <v:rect id="_x0000_i1184" style="width:0;height:1.5pt" o:hralign="center" o:hrstd="t" o:hr="t" fillcolor="#a0a0a0" stroked="f"/>
+          <v:rect id="_x0000_i1041" style="width:0;height:1.5pt" o:hralign="center" o:hrstd="t" o:hr="t" fillcolor="#a0a0a0" stroked="f"/>
         </w:pict>
       </w:r>
     </w:p>
@@ -2890,7 +2906,14 @@
           <w:b/>
           <w:bCs/>
         </w:rPr>
-        <w:t>Chapter 3 — Design (Draft | ~1500–1900 words)</w:t>
+        <w:t xml:space="preserve">Chapter 3 — Design </w:t>
+      </w:r>
+      <w:r>
+        <w:rPr>
+          <w:b/>
+          <w:bCs/>
+        </w:rPr>
+        <w:t>(1048/2000 words)</w:t>
       </w:r>
     </w:p>
     <w:p>
@@ -3037,6 +3060,9 @@
         </w:rPr>
       </w:pPr>
       <w:r>
+        <w:rPr>
+          <w:noProof/>
+        </w:rPr>
         <w:drawing>
           <wp:anchor distT="0" distB="0" distL="114300" distR="114300" simplePos="0" relativeHeight="251658240" behindDoc="0" locked="0" layoutInCell="1" allowOverlap="1" wp14:anchorId="05118D5A" wp14:editId="1E411E3F">
             <wp:simplePos x="0" y="0"/>
@@ -4971,7 +4997,7 @@
           <w:bCs/>
         </w:rPr>
         <w:pict w14:anchorId="3C64D38B">
-          <v:rect id="_x0000_i1213" style="width:0;height:1.5pt" o:hralign="center" o:hrstd="t" o:hr="t" fillcolor="#a0a0a0" stroked="f"/>
+          <v:rect id="_x0000_i1042" style="width:0;height:1.5pt" o:hralign="center" o:hrstd="t" o:hr="t" fillcolor="#a0a0a0" stroked="f"/>
         </w:pict>
       </w:r>
     </w:p>
@@ -5201,7 +5227,7 @@
           <w:bCs/>
         </w:rPr>
         <w:pict w14:anchorId="03143CC3">
-          <v:rect id="_x0000_i1214" style="width:0;height:1.5pt" o:hralign="center" o:hrstd="t" o:hr="t" fillcolor="#a0a0a0" stroked="f"/>
+          <v:rect id="_x0000_i1043" style="width:0;height:1.5pt" o:hralign="center" o:hrstd="t" o:hr="t" fillcolor="#a0a0a0" stroked="f"/>
         </w:pict>
       </w:r>
     </w:p>
@@ -5253,7 +5279,7 @@
     <w:p>
       <w:r>
         <w:pict w14:anchorId="1B9D2CB5">
-          <v:rect id="_x0000_i1200" style="width:0;height:1.5pt" o:hralign="center" o:hrstd="t" o:hr="t" fillcolor="#a0a0a0" stroked="f"/>
+          <v:rect id="_x0000_i1044" style="width:0;height:1.5pt" o:hralign="center" o:hrstd="t" o:hr="t" fillcolor="#a0a0a0" stroked="f"/>
         </w:pict>
       </w:r>
     </w:p>
@@ -5269,7 +5295,14 @@
           <w:b/>
           <w:bCs/>
         </w:rPr>
-        <w:t>Chapter 4 — Implementation (Draft | ~1700–2000 words)</w:t>
+        <w:t xml:space="preserve">Chapter 4 — Implementation </w:t>
+      </w:r>
+      <w:r>
+        <w:rPr>
+          <w:b/>
+          <w:bCs/>
+        </w:rPr>
+        <w:t>(1488/2500 words)</w:t>
       </w:r>
     </w:p>
     <w:p>
@@ -6163,7 +6196,23 @@
           <w:bCs/>
           <w:lang w:val="en-US"/>
         </w:rPr>
-        <w:t xml:space="preserve">ROC-AUC ≈ 0.80 </w:t>
+        <w:t xml:space="preserve">ROC-AUC </w:t>
+      </w:r>
+      <w:r>
+        <w:rPr>
+          <w:b/>
+          <w:bCs/>
+          <w:lang w:val="en-US"/>
+        </w:rPr>
+        <w:t>=</w:t>
+      </w:r>
+      <w:r>
+        <w:rPr>
+          <w:b/>
+          <w:bCs/>
+          <w:lang w:val="en-US"/>
+        </w:rPr>
+        <w:t xml:space="preserve"> 0.80 </w:t>
       </w:r>
     </w:p>
     <w:p>
@@ -6319,7 +6368,23 @@
           <w:bCs/>
           <w:lang w:val="en-US"/>
         </w:rPr>
-        <w:t>Accuracy ≈ 0.77</w:t>
+        <w:t xml:space="preserve">Accuracy </w:t>
+      </w:r>
+      <w:r>
+        <w:rPr>
+          <w:b/>
+          <w:bCs/>
+          <w:lang w:val="en-US"/>
+        </w:rPr>
+        <w:t>=</w:t>
+      </w:r>
+      <w:r>
+        <w:rPr>
+          <w:b/>
+          <w:bCs/>
+          <w:lang w:val="en-US"/>
+        </w:rPr>
+        <w:t xml:space="preserve"> 0.77</w:t>
       </w:r>
     </w:p>
     <w:p>
@@ -6340,7 +6405,23 @@
           <w:bCs/>
           <w:lang w:val="en-US"/>
         </w:rPr>
-        <w:t xml:space="preserve">ROC-AUC ≈ 0.8375 </w:t>
+        <w:t xml:space="preserve">ROC-AUC </w:t>
+      </w:r>
+      <w:r>
+        <w:rPr>
+          <w:b/>
+          <w:bCs/>
+          <w:lang w:val="en-US"/>
+        </w:rPr>
+        <w:t>=</w:t>
+      </w:r>
+      <w:r>
+        <w:rPr>
+          <w:b/>
+          <w:bCs/>
+          <w:lang w:val="en-US"/>
+        </w:rPr>
+        <w:t xml:space="preserve"> 0.8375 </w:t>
       </w:r>
     </w:p>
     <w:p>
@@ -6429,7 +6510,23 @@
           <w:bCs/>
           <w:lang w:val="en-US"/>
         </w:rPr>
-        <w:t>mean CV ROC-AUC ≈ 0.8489</w:t>
+        <w:t xml:space="preserve">mean CV ROC-AUC </w:t>
+      </w:r>
+      <w:r>
+        <w:rPr>
+          <w:b/>
+          <w:bCs/>
+          <w:lang w:val="en-US"/>
+        </w:rPr>
+        <w:t>=</w:t>
+      </w:r>
+      <w:r>
+        <w:rPr>
+          <w:b/>
+          <w:bCs/>
+          <w:lang w:val="en-US"/>
+        </w:rPr>
+        <w:t xml:space="preserve"> 0.8489</w:t>
       </w:r>
     </w:p>
     <w:p>
@@ -6450,7 +6547,23 @@
           <w:bCs/>
           <w:lang w:val="en-US"/>
         </w:rPr>
-        <w:t xml:space="preserve">mean CV F1 ≈ 0.3967 </w:t>
+        <w:t xml:space="preserve">mean CV F1 </w:t>
+      </w:r>
+      <w:r>
+        <w:rPr>
+          <w:b/>
+          <w:bCs/>
+          <w:lang w:val="en-US"/>
+        </w:rPr>
+        <w:t>=</w:t>
+      </w:r>
+      <w:r>
+        <w:rPr>
+          <w:b/>
+          <w:bCs/>
+          <w:lang w:val="en-US"/>
+        </w:rPr>
+        <w:t xml:space="preserve"> 0.3967 </w:t>
       </w:r>
     </w:p>
     <w:p>
@@ -6503,7 +6616,7 @@
           <w:lang w:val="en-US"/>
         </w:rPr>
         <w:pict w14:anchorId="1401F125">
-          <v:rect id="_x0000_i1242" style="width:0;height:1.5pt" o:hralign="center" o:hrstd="t" o:hr="t" fillcolor="#a0a0a0" stroked="f"/>
+          <v:rect id="_x0000_i1045" style="width:0;height:1.5pt" o:hralign="center" o:hrstd="t" o:hr="t" fillcolor="#a0a0a0" stroked="f"/>
         </w:pict>
       </w:r>
     </w:p>
@@ -6661,17 +6774,7 @@
       </w:r>
       <w:proofErr w:type="spellEnd"/>
       <w:r>
-        <w:t xml:space="preserve">, achieving ROC-AUC ≈ </w:t>
-      </w:r>
-      <w:r>
-        <w:rPr>
-          <w:b/>
-          <w:bCs/>
-        </w:rPr>
-        <w:t>0.8385</w:t>
-      </w:r>
-      <w:r>
-        <w:t xml:space="preserve">. </w:t>
+        <w:t>, achieving ROC-AUC = 0.8385. While calibration did not increase ROC-AUC, it improves the reliability of probability estimates.</w:t>
       </w:r>
     </w:p>
     <w:p>
@@ -6693,7 +6796,23 @@
           <w:bCs/>
           <w:lang w:val="en-US"/>
         </w:rPr>
-        <w:t xml:space="preserve">4.10 Hyperparameter Tuning with </w:t>
+        <w:t>4.10</w:t>
+      </w:r>
+      <w:r>
+        <w:rPr>
+          <w:b/>
+          <w:bCs/>
+          <w:lang w:val="en-US"/>
+        </w:rPr>
+        <w:t>.1</w:t>
+      </w:r>
+      <w:r>
+        <w:rPr>
+          <w:b/>
+          <w:bCs/>
+          <w:lang w:val="en-US"/>
+        </w:rPr>
+        <w:t xml:space="preserve"> Hyperparameter Tuning with </w:t>
       </w:r>
       <w:proofErr w:type="spellStart"/>
       <w:r>
@@ -7062,7 +7181,7 @@
           <w:lang w:val="en-US"/>
         </w:rPr>
         <w:pict w14:anchorId="7E4DB4AF">
-          <v:rect id="_x0000_i1274" style="width:0;height:1.5pt" o:hralign="center" o:hrstd="t" o:hr="t" fillcolor="#a0a0a0" stroked="f"/>
+          <v:rect id="_x0000_i1046" style="width:0;height:1.5pt" o:hralign="center" o:hrstd="t" o:hr="t" fillcolor="#a0a0a0" stroked="f"/>
         </w:pict>
       </w:r>
     </w:p>
@@ -7118,23 +7237,40 @@
           <w:bCs/>
           <w:lang w:val="en-US"/>
         </w:rPr>
-        <w:t xml:space="preserve">ROC-AUC ≈ 0.8385 </w:t>
-      </w:r>
-    </w:p>
-    <w:p>
-      <w:pPr>
-        <w:rPr>
-          <w:b/>
-          <w:bCs/>
-          <w:lang w:val="en-US"/>
-        </w:rPr>
-      </w:pPr>
-      <w:r>
-        <w:rPr>
-          <w:b/>
-          <w:bCs/>
-          <w:lang w:val="en-US"/>
-        </w:rPr>
+        <w:t xml:space="preserve">ROC-AUC </w:t>
+      </w:r>
+      <w:r>
+        <w:rPr>
+          <w:b/>
+          <w:bCs/>
+          <w:lang w:val="en-US"/>
+        </w:rPr>
+        <w:t>=</w:t>
+      </w:r>
+      <w:r>
+        <w:rPr>
+          <w:b/>
+          <w:bCs/>
+          <w:lang w:val="en-US"/>
+        </w:rPr>
+        <w:t xml:space="preserve"> 0.8385 </w:t>
+      </w:r>
+    </w:p>
+    <w:p>
+      <w:pPr>
+        <w:rPr>
+          <w:b/>
+          <w:bCs/>
+          <w:lang w:val="en-US"/>
+        </w:rPr>
+      </w:pPr>
+      <w:r>
+        <w:rPr>
+          <w:b/>
+          <w:bCs/>
+          <w:lang w:val="en-US"/>
+        </w:rPr>
+        <w:lastRenderedPageBreak/>
         <w:t xml:space="preserve">To improve probability reliability, the tuned model was calibrated using </w:t>
       </w:r>
       <w:proofErr w:type="spellStart"/>
@@ -7170,7 +7306,6 @@
           <w:bCs/>
           <w:lang w:val="en-US"/>
         </w:rPr>
-        <w:lastRenderedPageBreak/>
         <w:t>The calibrated model achieved:</w:t>
       </w:r>
     </w:p>
@@ -7192,7 +7327,23 @@
           <w:bCs/>
           <w:lang w:val="en-US"/>
         </w:rPr>
-        <w:t xml:space="preserve">ROC-AUC ≈ 0.8385 </w:t>
+        <w:t xml:space="preserve">ROC-AUC </w:t>
+      </w:r>
+      <w:r>
+        <w:rPr>
+          <w:b/>
+          <w:bCs/>
+          <w:lang w:val="en-US"/>
+        </w:rPr>
+        <w:t>=</w:t>
+      </w:r>
+      <w:r>
+        <w:rPr>
+          <w:b/>
+          <w:bCs/>
+          <w:lang w:val="en-US"/>
+        </w:rPr>
+        <w:t xml:space="preserve"> 0.8385 </w:t>
       </w:r>
     </w:p>
     <w:p>
@@ -7227,7 +7378,7 @@
           <w:lang w:val="en-US"/>
         </w:rPr>
         <w:pict w14:anchorId="06199264">
-          <v:rect id="_x0000_i1275" style="width:0;height:1.5pt" o:hralign="center" o:hrstd="t" o:hr="t" fillcolor="#a0a0a0" stroked="f"/>
+          <v:rect id="_x0000_i1047" style="width:0;height:1.5pt" o:hralign="center" o:hrstd="t" o:hr="t" fillcolor="#a0a0a0" stroked="f"/>
         </w:pict>
       </w:r>
     </w:p>
@@ -7317,7 +7468,23 @@
           <w:bCs/>
           <w:lang w:val="en-US"/>
         </w:rPr>
-        <w:t xml:space="preserve">PR-AUC ≈ 0.5065 </w:t>
+        <w:t xml:space="preserve">PR-AUC </w:t>
+      </w:r>
+      <w:r>
+        <w:rPr>
+          <w:b/>
+          <w:bCs/>
+          <w:lang w:val="en-US"/>
+        </w:rPr>
+        <w:t>=</w:t>
+      </w:r>
+      <w:r>
+        <w:rPr>
+          <w:b/>
+          <w:bCs/>
+          <w:lang w:val="en-US"/>
+        </w:rPr>
+        <w:t xml:space="preserve"> 0.5065 </w:t>
       </w:r>
     </w:p>
     <w:p>
@@ -7417,7 +7584,23 @@
           <w:bCs/>
           <w:lang w:val="en-US"/>
         </w:rPr>
-        <w:t>best threshold ≈ 0.1786</w:t>
+        <w:t xml:space="preserve">best threshold </w:t>
+      </w:r>
+      <w:r>
+        <w:rPr>
+          <w:b/>
+          <w:bCs/>
+          <w:lang w:val="en-US"/>
+        </w:rPr>
+        <w:t>=</w:t>
+      </w:r>
+      <w:r>
+        <w:rPr>
+          <w:b/>
+          <w:bCs/>
+          <w:lang w:val="en-US"/>
+        </w:rPr>
+        <w:t xml:space="preserve"> 0.1786</w:t>
       </w:r>
     </w:p>
     <w:p>
@@ -7438,7 +7621,23 @@
           <w:bCs/>
           <w:lang w:val="en-US"/>
         </w:rPr>
-        <w:t xml:space="preserve">best F1-score ≈ 0.7027 </w:t>
+        <w:t xml:space="preserve">best F1-score </w:t>
+      </w:r>
+      <w:r>
+        <w:rPr>
+          <w:b/>
+          <w:bCs/>
+          <w:lang w:val="en-US"/>
+        </w:rPr>
+        <w:t>=</w:t>
+      </w:r>
+      <w:r>
+        <w:rPr>
+          <w:b/>
+          <w:bCs/>
+          <w:lang w:val="en-US"/>
+        </w:rPr>
+        <w:t xml:space="preserve"> 0.7027 </w:t>
       </w:r>
     </w:p>
     <w:p>
@@ -7473,7 +7672,7 @@
           <w:lang w:val="en-US"/>
         </w:rPr>
         <w:pict w14:anchorId="1E11C0B3">
-          <v:rect id="_x0000_i1276" style="width:0;height:1.5pt" o:hralign="center" o:hrstd="t" o:hr="t" fillcolor="#a0a0a0" stroked="f"/>
+          <v:rect id="_x0000_i1048" style="width:0;height:1.5pt" o:hralign="center" o:hrstd="t" o:hr="t" fillcolor="#a0a0a0" stroked="f"/>
         </w:pict>
       </w:r>
     </w:p>
@@ -7508,6 +7707,7 @@
           <w:bCs/>
           <w:lang w:val="en-US"/>
         </w:rPr>
+        <w:lastRenderedPageBreak/>
         <w:t>Since SHAP was not used successfully, interpretability is implemented using permutation importance. This method measures how much predictive performance drops when a feature is randomly shuffled, revealing which features the model relies on most.</w:t>
       </w:r>
     </w:p>
@@ -7525,7 +7725,6 @@
           <w:bCs/>
           <w:lang w:val="en-US"/>
         </w:rPr>
-        <w:lastRenderedPageBreak/>
         <w:t xml:space="preserve">The permutation importance analysis indicates that </w:t>
       </w:r>
       <w:proofErr w:type="spellStart"/>
@@ -7579,7 +7778,7 @@
           <w:lang w:val="en-US"/>
         </w:rPr>
         <w:pict w14:anchorId="2A1A599D">
-          <v:rect id="_x0000_i1277" style="width:0;height:1.5pt" o:hralign="center" o:hrstd="t" o:hr="t" fillcolor="#a0a0a0" stroked="f"/>
+          <v:rect id="_x0000_i1049" style="width:0;height:1.5pt" o:hralign="center" o:hrstd="t" o:hr="t" fillcolor="#a0a0a0" stroked="f"/>
         </w:pict>
       </w:r>
     </w:p>
@@ -7635,7 +7834,23 @@
           <w:bCs/>
           <w:lang w:val="en-US"/>
         </w:rPr>
-        <w:t>70th percentile → mean CV ROC-AUC ≈ 0.863</w:t>
+        <w:t xml:space="preserve">70th percentile → mean CV ROC-AUC </w:t>
+      </w:r>
+      <w:r>
+        <w:rPr>
+          <w:b/>
+          <w:bCs/>
+          <w:lang w:val="en-US"/>
+        </w:rPr>
+        <w:t>=</w:t>
+      </w:r>
+      <w:r>
+        <w:rPr>
+          <w:b/>
+          <w:bCs/>
+          <w:lang w:val="en-US"/>
+        </w:rPr>
+        <w:t xml:space="preserve"> 0.863</w:t>
       </w:r>
     </w:p>
     <w:p>
@@ -7656,7 +7871,23 @@
           <w:bCs/>
           <w:lang w:val="en-US"/>
         </w:rPr>
-        <w:t>75th percentile → mean CV ROC-AUC ≈ 0.853</w:t>
+        <w:t xml:space="preserve">75th percentile → mean CV ROC-AUC </w:t>
+      </w:r>
+      <w:r>
+        <w:rPr>
+          <w:b/>
+          <w:bCs/>
+          <w:lang w:val="en-US"/>
+        </w:rPr>
+        <w:t>=</w:t>
+      </w:r>
+      <w:r>
+        <w:rPr>
+          <w:b/>
+          <w:bCs/>
+          <w:lang w:val="en-US"/>
+        </w:rPr>
+        <w:t xml:space="preserve"> 0.853</w:t>
       </w:r>
     </w:p>
     <w:p>
@@ -7677,7 +7908,23 @@
           <w:bCs/>
           <w:lang w:val="en-US"/>
         </w:rPr>
-        <w:t xml:space="preserve">80th percentile → mean CV ROC-AUC ≈ 0.838 </w:t>
+        <w:t xml:space="preserve">80th percentile → mean CV ROC-AUC </w:t>
+      </w:r>
+      <w:r>
+        <w:rPr>
+          <w:b/>
+          <w:bCs/>
+          <w:lang w:val="en-US"/>
+        </w:rPr>
+        <w:t>=</w:t>
+      </w:r>
+      <w:r>
+        <w:rPr>
+          <w:b/>
+          <w:bCs/>
+          <w:lang w:val="en-US"/>
+        </w:rPr>
+        <w:t xml:space="preserve"> 0.838 </w:t>
       </w:r>
     </w:p>
     <w:p>
@@ -7712,7 +7959,7 @@
           <w:lang w:val="en-US"/>
         </w:rPr>
         <w:pict w14:anchorId="4FEC938E">
-          <v:rect id="_x0000_i1278" style="width:0;height:1.5pt" o:hralign="center" o:hrstd="t" o:hr="t" fillcolor="#a0a0a0" stroked="f"/>
+          <v:rect id="_x0000_i1050" style="width:0;height:1.5pt" o:hralign="center" o:hrstd="t" o:hr="t" fillcolor="#a0a0a0" stroked="f"/>
         </w:pict>
       </w:r>
     </w:p>
@@ -7778,7 +8025,7 @@
     <w:p>
       <w:r>
         <w:pict w14:anchorId="77C8D093">
-          <v:rect id="_x0000_i1065" style="width:0;height:1.5pt" o:hralign="center" o:hrstd="t" o:hr="t" fillcolor="#a0a0a0" stroked="f"/>
+          <v:rect id="_x0000_i1051" style="width:0;height:1.5pt" o:hralign="center" o:hrstd="t" o:hr="t" fillcolor="#a0a0a0" stroked="f"/>
         </w:pict>
       </w:r>
     </w:p>
@@ -7802,7 +8049,15 @@
           <w:b/>
           <w:bCs/>
         </w:rPr>
-        <w:t>Chapter 5 — Evaluation (Draft | ~2000–2400 words)</w:t>
+        <w:lastRenderedPageBreak/>
+        <w:t xml:space="preserve">Chapter 5 — Evaluation </w:t>
+      </w:r>
+      <w:r>
+        <w:rPr>
+          <w:b/>
+          <w:bCs/>
+        </w:rPr>
+        <w:t>(1548/2500 words)</w:t>
       </w:r>
     </w:p>
     <w:p>
@@ -7836,16 +8091,7 @@
           <w:bCs/>
           <w:lang w:val="en-US"/>
         </w:rPr>
-        <w:t xml:space="preserve">The primary objective of evaluation in this project is to determine whether the implemented machine learning system can reliably predict whether a song will trend </w:t>
-      </w:r>
-      <w:r>
-        <w:rPr>
-          <w:b/>
-          <w:bCs/>
-          <w:lang w:val="en-US"/>
-        </w:rPr>
-        <w:lastRenderedPageBreak/>
-        <w:t>on TikTok using only metadata and audio features. Since the project is positioned as a predictive analytics system (Template 5), evaluation must demonstrate:</w:t>
+        <w:t>The primary objective of evaluation in this project is to determine whether the implemented machine learning system can reliably predict whether a song will trend on TikTok using only metadata and audio features. Since the project is positioned as a predictive analytics system (Template 5), evaluation must demonstrate:</w:t>
       </w:r>
     </w:p>
     <w:p>
@@ -8001,6 +8247,23 @@
           <w:bCs/>
           <w:lang w:val="en-US"/>
         </w:rPr>
+        <w:t>To avoid optimistic performance estimates, hyperparameter tuning was performed using cross-validation on the training data only. The held-out test set was used only once for final evaluation after model selection.</w:t>
+      </w:r>
+    </w:p>
+    <w:p>
+      <w:pPr>
+        <w:rPr>
+          <w:b/>
+          <w:bCs/>
+          <w:lang w:val="en-US"/>
+        </w:rPr>
+      </w:pPr>
+      <w:r>
+        <w:rPr>
+          <w:b/>
+          <w:bCs/>
+          <w:lang w:val="en-US"/>
+        </w:rPr>
         <w:t>5.2.1 Dataset and Label Definition</w:t>
       </w:r>
     </w:p>
@@ -8111,6 +8374,7 @@
           <w:bCs/>
           <w:lang w:val="en-US"/>
         </w:rPr>
+        <w:lastRenderedPageBreak/>
         <w:t>5.2.2 Train/Test Split</w:t>
       </w:r>
     </w:p>
@@ -8218,7 +8482,6 @@
           <w:bCs/>
           <w:lang w:val="en-US"/>
         </w:rPr>
-        <w:lastRenderedPageBreak/>
         <w:t>This improves fairness and consistency when comparing models.</w:t>
       </w:r>
     </w:p>
@@ -8309,7 +8572,23 @@
           <w:bCs/>
           <w:lang w:val="en-US"/>
         </w:rPr>
-        <w:t>mean CV ROC-AUC ≈ 0.8489</w:t>
+        <w:t xml:space="preserve">mean CV ROC-AUC </w:t>
+      </w:r>
+      <w:r>
+        <w:rPr>
+          <w:b/>
+          <w:bCs/>
+          <w:lang w:val="en-US"/>
+        </w:rPr>
+        <w:t>=</w:t>
+      </w:r>
+      <w:r>
+        <w:rPr>
+          <w:b/>
+          <w:bCs/>
+          <w:lang w:val="en-US"/>
+        </w:rPr>
+        <w:t xml:space="preserve"> 0.8489</w:t>
       </w:r>
     </w:p>
     <w:p>
@@ -8330,7 +8609,23 @@
           <w:bCs/>
           <w:lang w:val="en-US"/>
         </w:rPr>
-        <w:t xml:space="preserve">mean CV F1 ≈ 0.3967 </w:t>
+        <w:t xml:space="preserve">mean CV F1 </w:t>
+      </w:r>
+      <w:r>
+        <w:rPr>
+          <w:b/>
+          <w:bCs/>
+          <w:lang w:val="en-US"/>
+        </w:rPr>
+        <w:t>=</w:t>
+      </w:r>
+      <w:r>
+        <w:rPr>
+          <w:b/>
+          <w:bCs/>
+          <w:lang w:val="en-US"/>
+        </w:rPr>
+        <w:t xml:space="preserve"> 0.3967 </w:t>
       </w:r>
     </w:p>
     <w:p>
@@ -8604,6 +8899,7 @@
           <w:bCs/>
           <w:lang w:val="en-US"/>
         </w:rPr>
+        <w:lastRenderedPageBreak/>
         <w:t>an initial configuration (baseline advanced model),</w:t>
       </w:r>
     </w:p>
@@ -8702,7 +8998,6 @@
           <w:bCs/>
           <w:lang w:val="en-US"/>
         </w:rPr>
-        <w:lastRenderedPageBreak/>
         <w:t>5.4.1 Accuracy</w:t>
       </w:r>
     </w:p>
@@ -8879,6 +9174,141 @@
           <w:lang w:val="en-US"/>
         </w:rPr>
       </w:pPr>
+      <w:r>
+        <w:rPr>
+          <w:noProof/>
+        </w:rPr>
+        <w:lastRenderedPageBreak/>
+        <mc:AlternateContent>
+          <mc:Choice Requires="wps">
+            <w:drawing>
+              <wp:anchor distT="0" distB="0" distL="114300" distR="114300" simplePos="0" relativeHeight="251663360" behindDoc="0" locked="0" layoutInCell="1" allowOverlap="1" wp14:anchorId="25725033" wp14:editId="3C7387A8">
+                <wp:simplePos x="0" y="0"/>
+                <wp:positionH relativeFrom="column">
+                  <wp:posOffset>0</wp:posOffset>
+                </wp:positionH>
+                <wp:positionV relativeFrom="paragraph">
+                  <wp:posOffset>3230245</wp:posOffset>
+                </wp:positionV>
+                <wp:extent cx="3605530" cy="635"/>
+                <wp:effectExtent l="0" t="0" r="0" b="0"/>
+                <wp:wrapTopAndBottom/>
+                <wp:docPr id="1455618597" name="Text Box 1"/>
+                <wp:cNvGraphicFramePr/>
+                <a:graphic xmlns:a="http://schemas.openxmlformats.org/drawingml/2006/main">
+                  <a:graphicData uri="http://schemas.microsoft.com/office/word/2010/wordprocessingShape">
+                    <wps:wsp>
+                      <wps:cNvSpPr txBox="1"/>
+                      <wps:spPr>
+                        <a:xfrm>
+                          <a:off x="0" y="0"/>
+                          <a:ext cx="3605530" cy="635"/>
+                        </a:xfrm>
+                        <a:prstGeom prst="rect">
+                          <a:avLst/>
+                        </a:prstGeom>
+                        <a:solidFill>
+                          <a:prstClr val="white"/>
+                        </a:solidFill>
+                        <a:ln>
+                          <a:noFill/>
+                        </a:ln>
+                      </wps:spPr>
+                      <wps:txbx>
+                        <w:txbxContent>
+                          <w:p>
+                            <w:pPr>
+                              <w:pStyle w:val="Caption"/>
+                              <w:rPr>
+                                <w:b/>
+                                <w:bCs/>
+                                <w:noProof/>
+                              </w:rPr>
+                            </w:pPr>
+                            <w:r>
+                              <w:t xml:space="preserve">Figure </w:t>
+                            </w:r>
+                            <w:r>
+                              <w:fldChar w:fldCharType="begin"/>
+                            </w:r>
+                            <w:r>
+                              <w:instrText xml:space="preserve"> SEQ Figure \* ARABIC </w:instrText>
+                            </w:r>
+                            <w:r>
+                              <w:fldChar w:fldCharType="separate"/>
+                            </w:r>
+                            <w:r>
+                              <w:rPr>
+                                <w:noProof/>
+                              </w:rPr>
+                              <w:t>1</w:t>
+                            </w:r>
+                            <w:r>
+                              <w:fldChar w:fldCharType="end"/>
+                            </w:r>
+                          </w:p>
+                        </w:txbxContent>
+                      </wps:txbx>
+                      <wps:bodyPr rot="0" spcFirstLastPara="0" vertOverflow="overflow" horzOverflow="overflow" vert="horz" wrap="square" lIns="0" tIns="0" rIns="0" bIns="0" numCol="1" spcCol="0" rtlCol="0" fromWordArt="0" anchor="t" anchorCtr="0" forceAA="0" compatLnSpc="1">
+                        <a:prstTxWarp prst="textNoShape">
+                          <a:avLst/>
+                        </a:prstTxWarp>
+                        <a:spAutoFit/>
+                      </wps:bodyPr>
+                    </wps:wsp>
+                  </a:graphicData>
+                </a:graphic>
+              </wp:anchor>
+            </w:drawing>
+          </mc:Choice>
+          <mc:Fallback>
+            <w:pict>
+              <v:shapetype w14:anchorId="25725033" id="_x0000_t202" coordsize="21600,21600" o:spt="202" path="m,l,21600r21600,l21600,xe">
+                <v:stroke joinstyle="miter"/>
+                <v:path gradientshapeok="t" o:connecttype="rect"/>
+              </v:shapetype>
+              <v:shape id="Text Box 1" o:spid="_x0000_s1026" type="#_x0000_t202" style="position:absolute;margin-left:0;margin-top:254.35pt;width:283.9pt;height:.05pt;z-index:251663360;visibility:visible;mso-wrap-style:square;mso-wrap-distance-left:9pt;mso-wrap-distance-top:0;mso-wrap-distance-right:9pt;mso-wrap-distance-bottom:0;mso-position-horizontal:absolute;mso-position-horizontal-relative:text;mso-position-vertical:absolute;mso-position-vertical-relative:text;v-text-anchor:top" o:gfxdata="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" stroked="f">
+                <v:textbox style="mso-fit-shape-to-text:t" inset="0,0,0,0">
+                  <w:txbxContent>
+                    <w:p>
+                      <w:pPr>
+                        <w:pStyle w:val="Caption"/>
+                        <w:rPr>
+                          <w:b/>
+                          <w:bCs/>
+                          <w:noProof/>
+                        </w:rPr>
+                      </w:pPr>
+                      <w:r>
+                        <w:t xml:space="preserve">Figure </w:t>
+                      </w:r>
+                      <w:r>
+                        <w:fldChar w:fldCharType="begin"/>
+                      </w:r>
+                      <w:r>
+                        <w:instrText xml:space="preserve"> SEQ Figure \* ARABIC </w:instrText>
+                      </w:r>
+                      <w:r>
+                        <w:fldChar w:fldCharType="separate"/>
+                      </w:r>
+                      <w:r>
+                        <w:rPr>
+                          <w:noProof/>
+                        </w:rPr>
+                        <w:t>1</w:t>
+                      </w:r>
+                      <w:r>
+                        <w:fldChar w:fldCharType="end"/>
+                      </w:r>
+                    </w:p>
+                  </w:txbxContent>
+                </v:textbox>
+                <w10:wrap type="topAndBottom"/>
+              </v:shape>
+            </w:pict>
+          </mc:Fallback>
+        </mc:AlternateContent>
+      </w:r>
       <w:r>
         <w:rPr>
           <w:b/>
@@ -9038,7 +9468,87 @@
           <w:bCs/>
           <w:lang w:val="en-US"/>
         </w:rPr>
-        <w:t xml:space="preserve">PR-AUC ≈ 0.5065 </w:t>
+        <w:t xml:space="preserve">PR-AUC </w:t>
+      </w:r>
+      <w:r>
+        <w:rPr>
+          <w:b/>
+          <w:bCs/>
+          <w:lang w:val="en-US"/>
+        </w:rPr>
+        <w:t>=</w:t>
+      </w:r>
+      <w:r>
+        <w:rPr>
+          <w:b/>
+          <w:bCs/>
+          <w:lang w:val="en-US"/>
+        </w:rPr>
+        <w:t xml:space="preserve"> 0.5065 </w:t>
+      </w:r>
+    </w:p>
+    <w:p>
+      <w:pPr>
+        <w:rPr>
+          <w:b/>
+          <w:bCs/>
+        </w:rPr>
+      </w:pPr>
+      <w:r>
+        <w:rPr>
+          <w:b/>
+          <w:bCs/>
+        </w:rPr>
+        <w:t>5.</w:t>
+      </w:r>
+      <w:r>
+        <w:rPr>
+          <w:b/>
+          <w:bCs/>
+        </w:rPr>
+        <w:t>4.5</w:t>
+      </w:r>
+      <w:r>
+        <w:rPr>
+          <w:b/>
+          <w:bCs/>
+        </w:rPr>
+        <w:t xml:space="preserve"> Visual Evaluation Results</w:t>
+      </w:r>
+    </w:p>
+    <w:p>
+      <w:pPr>
+        <w:rPr>
+          <w:b/>
+          <w:bCs/>
+          <w:lang w:val="en-US"/>
+        </w:rPr>
+      </w:pPr>
+      <w:r>
+        <w:rPr>
+          <w:b/>
+          <w:bCs/>
+          <w:lang w:val="en-US"/>
+        </w:rPr>
+        <w:t xml:space="preserve">The evaluation figures illustrate model </w:t>
+      </w:r>
+      <w:proofErr w:type="spellStart"/>
+      <w:r>
+        <w:rPr>
+          <w:b/>
+          <w:bCs/>
+          <w:lang w:val="en-US"/>
+        </w:rPr>
+        <w:t>behaviour</w:t>
+      </w:r>
+      <w:proofErr w:type="spellEnd"/>
+      <w:r>
+        <w:rPr>
+          <w:b/>
+          <w:bCs/>
+          <w:lang w:val="en-US"/>
+        </w:rPr>
+        <w:t xml:space="preserve"> and performance characteristics, including ROC curves, precision–recall curves, confusion matrices, and feature importance plots.</w:t>
       </w:r>
     </w:p>
     <w:p>
@@ -9110,7 +9620,24 @@
           <w:bCs/>
           <w:lang w:val="en-US"/>
         </w:rPr>
-        <w:t>Accuracy ≈ 0.75</w:t>
+        <w:lastRenderedPageBreak/>
+        <w:t xml:space="preserve">Accuracy </w:t>
+      </w:r>
+      <w:r>
+        <w:rPr>
+          <w:b/>
+          <w:bCs/>
+          <w:lang w:val="en-US"/>
+        </w:rPr>
+        <w:t>=</w:t>
+      </w:r>
+      <w:r>
+        <w:rPr>
+          <w:b/>
+          <w:bCs/>
+          <w:lang w:val="en-US"/>
+        </w:rPr>
+        <w:t xml:space="preserve"> 0.75</w:t>
       </w:r>
     </w:p>
     <w:p>
@@ -9131,7 +9658,23 @@
           <w:bCs/>
           <w:lang w:val="en-US"/>
         </w:rPr>
-        <w:t xml:space="preserve">ROC-AUC ≈ 0.80 </w:t>
+        <w:t xml:space="preserve">ROC-AUC </w:t>
+      </w:r>
+      <w:r>
+        <w:rPr>
+          <w:b/>
+          <w:bCs/>
+          <w:lang w:val="en-US"/>
+        </w:rPr>
+        <w:t>=</w:t>
+      </w:r>
+      <w:r>
+        <w:rPr>
+          <w:b/>
+          <w:bCs/>
+          <w:lang w:val="en-US"/>
+        </w:rPr>
+        <w:t xml:space="preserve"> 0.80 </w:t>
       </w:r>
     </w:p>
     <w:p>
@@ -9203,7 +9746,23 @@
           <w:bCs/>
           <w:lang w:val="en-US"/>
         </w:rPr>
-        <w:t>Accuracy ≈ 0.77</w:t>
+        <w:t xml:space="preserve">Accuracy </w:t>
+      </w:r>
+      <w:r>
+        <w:rPr>
+          <w:b/>
+          <w:bCs/>
+          <w:lang w:val="en-US"/>
+        </w:rPr>
+        <w:t>=</w:t>
+      </w:r>
+      <w:r>
+        <w:rPr>
+          <w:b/>
+          <w:bCs/>
+          <w:lang w:val="en-US"/>
+        </w:rPr>
+        <w:t xml:space="preserve"> 0.77</w:t>
       </w:r>
     </w:p>
     <w:p>
@@ -9224,7 +9783,23 @@
           <w:bCs/>
           <w:lang w:val="en-US"/>
         </w:rPr>
-        <w:t xml:space="preserve">ROC-AUC ≈ 0.8375 </w:t>
+        <w:t xml:space="preserve">ROC-AUC </w:t>
+      </w:r>
+      <w:r>
+        <w:rPr>
+          <w:b/>
+          <w:bCs/>
+          <w:lang w:val="en-US"/>
+        </w:rPr>
+        <w:t>=</w:t>
+      </w:r>
+      <w:r>
+        <w:rPr>
+          <w:b/>
+          <w:bCs/>
+          <w:lang w:val="en-US"/>
+        </w:rPr>
+        <w:t xml:space="preserve"> 0.8375 </w:t>
       </w:r>
     </w:p>
     <w:p>
@@ -9296,7 +9871,23 @@
           <w:bCs/>
           <w:lang w:val="en-US"/>
         </w:rPr>
-        <w:t>mean CV ROC-AUC ≈ 0.8489</w:t>
+        <w:t xml:space="preserve">mean CV ROC-AUC </w:t>
+      </w:r>
+      <w:r>
+        <w:rPr>
+          <w:b/>
+          <w:bCs/>
+          <w:lang w:val="en-US"/>
+        </w:rPr>
+        <w:t>=</w:t>
+      </w:r>
+      <w:r>
+        <w:rPr>
+          <w:b/>
+          <w:bCs/>
+          <w:lang w:val="en-US"/>
+        </w:rPr>
+        <w:t xml:space="preserve"> 0.8489</w:t>
       </w:r>
     </w:p>
     <w:p>
@@ -9317,33 +9908,40 @@
           <w:bCs/>
           <w:lang w:val="en-US"/>
         </w:rPr>
-        <w:t xml:space="preserve">mean CV F1 ≈ 0.3967 </w:t>
-      </w:r>
-    </w:p>
-    <w:p>
-      <w:pPr>
-        <w:rPr>
-          <w:b/>
-          <w:bCs/>
-          <w:lang w:val="en-US"/>
-        </w:rPr>
-      </w:pPr>
-      <w:r>
-        <w:rPr>
-          <w:b/>
-          <w:bCs/>
-          <w:lang w:val="en-US"/>
-        </w:rPr>
-        <w:t xml:space="preserve">The ROC-AUC value suggests the model is fairly consistent at ranking songs correctly. However, the low cross-validated F1 indicates that under the default probability </w:t>
-      </w:r>
-      <w:r>
-        <w:rPr>
-          <w:b/>
-          <w:bCs/>
-          <w:lang w:val="en-US"/>
-        </w:rPr>
-        <w:lastRenderedPageBreak/>
-        <w:t xml:space="preserve">threshold, the system struggles to convert ranking into correct binary classification for the trending class. This is a known issue in imbalanced classification: a model can assign reasonable probability ordering but still fail to </w:t>
+        <w:t xml:space="preserve">mean CV F1 </w:t>
+      </w:r>
+      <w:r>
+        <w:rPr>
+          <w:b/>
+          <w:bCs/>
+          <w:lang w:val="en-US"/>
+        </w:rPr>
+        <w:t>=</w:t>
+      </w:r>
+      <w:r>
+        <w:rPr>
+          <w:b/>
+          <w:bCs/>
+          <w:lang w:val="en-US"/>
+        </w:rPr>
+        <w:t xml:space="preserve"> 0.3967 </w:t>
+      </w:r>
+    </w:p>
+    <w:p>
+      <w:pPr>
+        <w:rPr>
+          <w:b/>
+          <w:bCs/>
+          <w:lang w:val="en-US"/>
+        </w:rPr>
+      </w:pPr>
+      <w:r>
+        <w:rPr>
+          <w:b/>
+          <w:bCs/>
+          <w:lang w:val="en-US"/>
+        </w:rPr>
+        <w:t xml:space="preserve">The ROC-AUC value suggests the model is fairly consistent at ranking songs correctly. However, the low cross-validated F1 indicates that under the default probability threshold, the system struggles to convert ranking into correct binary classification for the trending class. This is a known issue in imbalanced classification: a model can assign reasonable probability ordering but still fail to </w:t>
       </w:r>
       <w:proofErr w:type="spellStart"/>
       <w:r>
@@ -9597,7 +10195,24 @@
           <w:bCs/>
           <w:lang w:val="en-US"/>
         </w:rPr>
-        <w:t xml:space="preserve">ROC-AUC ≈ 0.8385 </w:t>
+        <w:lastRenderedPageBreak/>
+        <w:t xml:space="preserve">ROC-AUC </w:t>
+      </w:r>
+      <w:r>
+        <w:rPr>
+          <w:b/>
+          <w:bCs/>
+          <w:lang w:val="en-US"/>
+        </w:rPr>
+        <w:t>=</w:t>
+      </w:r>
+      <w:r>
+        <w:rPr>
+          <w:b/>
+          <w:bCs/>
+          <w:lang w:val="en-US"/>
+        </w:rPr>
+        <w:t xml:space="preserve"> 0.8385 </w:t>
       </w:r>
     </w:p>
     <w:p>
@@ -9705,7 +10320,23 @@
           <w:bCs/>
           <w:lang w:val="en-US"/>
         </w:rPr>
-        <w:t xml:space="preserve">ROC-AUC ≈ 0.8385 </w:t>
+        <w:t xml:space="preserve">ROC-AUC </w:t>
+      </w:r>
+      <w:r>
+        <w:rPr>
+          <w:b/>
+          <w:bCs/>
+          <w:lang w:val="en-US"/>
+        </w:rPr>
+        <w:t>=</w:t>
+      </w:r>
+      <w:r>
+        <w:rPr>
+          <w:b/>
+          <w:bCs/>
+          <w:lang w:val="en-US"/>
+        </w:rPr>
+        <w:t xml:space="preserve"> 0.8385 </w:t>
       </w:r>
     </w:p>
     <w:p>
@@ -9723,6 +10354,449 @@
           <w:lang w:val="en-US"/>
         </w:rPr>
         <w:t>Although calibration did not improve ROC-AUC, calibration serves a different purpose: improving the reliability of probability estimates, which is important when the output is interpreted as likelihood rather than only ranking.</w:t>
+      </w:r>
+    </w:p>
+    <w:p>
+      <w:pPr>
+        <w:rPr>
+          <w:b/>
+          <w:bCs/>
+          <w:lang w:val="en-US"/>
+        </w:rPr>
+      </w:pPr>
+      <w:r>
+        <w:rPr>
+          <w:b/>
+          <w:bCs/>
+        </w:rPr>
+        <w:t>Table 2: Summary of model performance metrics</w:t>
+      </w:r>
+    </w:p>
+    <w:tbl>
+      <w:tblPr>
+        <w:tblStyle w:val="TableGrid"/>
+        <w:tblW w:w="0" w:type="auto"/>
+        <w:tblLook w:val="04A0" w:firstRow="1" w:lastRow="0" w:firstColumn="1" w:lastColumn="0" w:noHBand="0" w:noVBand="1"/>
+      </w:tblPr>
+      <w:tblGrid>
+        <w:gridCol w:w="1870"/>
+        <w:gridCol w:w="1870"/>
+        <w:gridCol w:w="1870"/>
+        <w:gridCol w:w="1870"/>
+        <w:gridCol w:w="1870"/>
+      </w:tblGrid>
+      <w:tr>
+        <w:tc>
+          <w:tcPr>
+            <w:tcW w:w="1870" w:type="dxa"/>
+            <w:vAlign w:val="center"/>
+          </w:tcPr>
+          <w:p>
+            <w:pPr>
+              <w:rPr>
+                <w:b/>
+                <w:bCs/>
+                <w:lang w:val="en-US"/>
+              </w:rPr>
+            </w:pPr>
+            <w:r>
+              <w:rPr>
+                <w:b/>
+                <w:bCs/>
+              </w:rPr>
+              <w:t>Model</w:t>
+            </w:r>
+          </w:p>
+        </w:tc>
+        <w:tc>
+          <w:tcPr>
+            <w:tcW w:w="1870" w:type="dxa"/>
+            <w:vAlign w:val="center"/>
+          </w:tcPr>
+          <w:p>
+            <w:pPr>
+              <w:rPr>
+                <w:b/>
+                <w:bCs/>
+                <w:lang w:val="en-US"/>
+              </w:rPr>
+            </w:pPr>
+            <w:r>
+              <w:rPr>
+                <w:b/>
+                <w:bCs/>
+              </w:rPr>
+              <w:t>Accuracy</w:t>
+            </w:r>
+          </w:p>
+        </w:tc>
+        <w:tc>
+          <w:tcPr>
+            <w:tcW w:w="1870" w:type="dxa"/>
+            <w:vAlign w:val="center"/>
+          </w:tcPr>
+          <w:p>
+            <w:pPr>
+              <w:rPr>
+                <w:b/>
+                <w:bCs/>
+                <w:lang w:val="en-US"/>
+              </w:rPr>
+            </w:pPr>
+            <w:r>
+              <w:rPr>
+                <w:b/>
+                <w:bCs/>
+              </w:rPr>
+              <w:t>ROC-AUC</w:t>
+            </w:r>
+          </w:p>
+        </w:tc>
+        <w:tc>
+          <w:tcPr>
+            <w:tcW w:w="1870" w:type="dxa"/>
+            <w:vAlign w:val="center"/>
+          </w:tcPr>
+          <w:p>
+            <w:pPr>
+              <w:rPr>
+                <w:b/>
+                <w:bCs/>
+                <w:lang w:val="en-US"/>
+              </w:rPr>
+            </w:pPr>
+            <w:r>
+              <w:rPr>
+                <w:b/>
+                <w:bCs/>
+              </w:rPr>
+              <w:t>PR-AUC</w:t>
+            </w:r>
+          </w:p>
+        </w:tc>
+        <w:tc>
+          <w:tcPr>
+            <w:tcW w:w="1870" w:type="dxa"/>
+            <w:vAlign w:val="center"/>
+          </w:tcPr>
+          <w:p>
+            <w:pPr>
+              <w:rPr>
+                <w:b/>
+                <w:bCs/>
+                <w:lang w:val="en-US"/>
+              </w:rPr>
+            </w:pPr>
+            <w:r>
+              <w:rPr>
+                <w:b/>
+                <w:bCs/>
+              </w:rPr>
+              <w:t>F1-score</w:t>
+            </w:r>
+          </w:p>
+        </w:tc>
+      </w:tr>
+      <w:tr>
+        <w:tc>
+          <w:tcPr>
+            <w:tcW w:w="1870" w:type="dxa"/>
+            <w:vAlign w:val="center"/>
+          </w:tcPr>
+          <w:p>
+            <w:pPr>
+              <w:rPr>
+                <w:b/>
+                <w:bCs/>
+                <w:lang w:val="en-US"/>
+              </w:rPr>
+            </w:pPr>
+            <w:r>
+              <w:t>Logistic Regression</w:t>
+            </w:r>
+          </w:p>
+        </w:tc>
+        <w:tc>
+          <w:tcPr>
+            <w:tcW w:w="1870" w:type="dxa"/>
+            <w:vAlign w:val="center"/>
+          </w:tcPr>
+          <w:p>
+            <w:pPr>
+              <w:rPr>
+                <w:b/>
+                <w:bCs/>
+                <w:lang w:val="en-US"/>
+              </w:rPr>
+            </w:pPr>
+            <w:r>
+              <w:t>0.75</w:t>
+            </w:r>
+          </w:p>
+        </w:tc>
+        <w:tc>
+          <w:tcPr>
+            <w:tcW w:w="1870" w:type="dxa"/>
+            <w:vAlign w:val="center"/>
+          </w:tcPr>
+          <w:p>
+            <w:pPr>
+              <w:rPr>
+                <w:b/>
+                <w:bCs/>
+                <w:lang w:val="en-US"/>
+              </w:rPr>
+            </w:pPr>
+            <w:r>
+              <w:t>0.80</w:t>
+            </w:r>
+          </w:p>
+        </w:tc>
+        <w:tc>
+          <w:tcPr>
+            <w:tcW w:w="1870" w:type="dxa"/>
+            <w:vAlign w:val="center"/>
+          </w:tcPr>
+          <w:p>
+            <w:pPr>
+              <w:rPr>
+                <w:b/>
+                <w:bCs/>
+                <w:lang w:val="en-US"/>
+              </w:rPr>
+            </w:pPr>
+            <w:r>
+              <w:t>0.45</w:t>
+            </w:r>
+          </w:p>
+        </w:tc>
+        <w:tc>
+          <w:tcPr>
+            <w:tcW w:w="1870" w:type="dxa"/>
+            <w:vAlign w:val="center"/>
+          </w:tcPr>
+          <w:p>
+            <w:pPr>
+              <w:rPr>
+                <w:b/>
+                <w:bCs/>
+                <w:lang w:val="en-US"/>
+              </w:rPr>
+            </w:pPr>
+            <w:r>
+              <w:t>0.48</w:t>
+            </w:r>
+          </w:p>
+        </w:tc>
+      </w:tr>
+      <w:tr>
+        <w:tc>
+          <w:tcPr>
+            <w:tcW w:w="1870" w:type="dxa"/>
+            <w:vAlign w:val="center"/>
+          </w:tcPr>
+          <w:p>
+            <w:pPr>
+              <w:rPr>
+                <w:b/>
+                <w:bCs/>
+                <w:lang w:val="en-US"/>
+              </w:rPr>
+            </w:pPr>
+            <w:r>
+              <w:t>Random Forest</w:t>
+            </w:r>
+          </w:p>
+        </w:tc>
+        <w:tc>
+          <w:tcPr>
+            <w:tcW w:w="1870" w:type="dxa"/>
+            <w:vAlign w:val="center"/>
+          </w:tcPr>
+          <w:p>
+            <w:pPr>
+              <w:rPr>
+                <w:b/>
+                <w:bCs/>
+                <w:lang w:val="en-US"/>
+              </w:rPr>
+            </w:pPr>
+            <w:r>
+              <w:t>0.77</w:t>
+            </w:r>
+          </w:p>
+        </w:tc>
+        <w:tc>
+          <w:tcPr>
+            <w:tcW w:w="1870" w:type="dxa"/>
+            <w:vAlign w:val="center"/>
+          </w:tcPr>
+          <w:p>
+            <w:pPr>
+              <w:rPr>
+                <w:b/>
+                <w:bCs/>
+                <w:lang w:val="en-US"/>
+              </w:rPr>
+            </w:pPr>
+            <w:r>
+              <w:t>0.837</w:t>
+            </w:r>
+          </w:p>
+        </w:tc>
+        <w:tc>
+          <w:tcPr>
+            <w:tcW w:w="1870" w:type="dxa"/>
+            <w:vAlign w:val="center"/>
+          </w:tcPr>
+          <w:p>
+            <w:pPr>
+              <w:rPr>
+                <w:b/>
+                <w:bCs/>
+                <w:lang w:val="en-US"/>
+              </w:rPr>
+            </w:pPr>
+            <w:r>
+              <w:t>0.49</w:t>
+            </w:r>
+          </w:p>
+        </w:tc>
+        <w:tc>
+          <w:tcPr>
+            <w:tcW w:w="1870" w:type="dxa"/>
+            <w:vAlign w:val="center"/>
+          </w:tcPr>
+          <w:p>
+            <w:pPr>
+              <w:rPr>
+                <w:b/>
+                <w:bCs/>
+                <w:lang w:val="en-US"/>
+              </w:rPr>
+            </w:pPr>
+            <w:r>
+              <w:t>0.50</w:t>
+            </w:r>
+          </w:p>
+        </w:tc>
+      </w:tr>
+      <w:tr>
+        <w:tc>
+          <w:tcPr>
+            <w:tcW w:w="1870" w:type="dxa"/>
+            <w:vAlign w:val="center"/>
+          </w:tcPr>
+          <w:p>
+            <w:pPr>
+              <w:rPr>
+                <w:b/>
+                <w:bCs/>
+                <w:lang w:val="en-US"/>
+              </w:rPr>
+            </w:pPr>
+            <w:r>
+              <w:t>Tuned Random Forest</w:t>
+            </w:r>
+          </w:p>
+        </w:tc>
+        <w:tc>
+          <w:tcPr>
+            <w:tcW w:w="1870" w:type="dxa"/>
+            <w:vAlign w:val="center"/>
+          </w:tcPr>
+          <w:p>
+            <w:pPr>
+              <w:rPr>
+                <w:b/>
+                <w:bCs/>
+                <w:lang w:val="en-US"/>
+              </w:rPr>
+            </w:pPr>
+            <w:r>
+              <w:t>0.75</w:t>
+            </w:r>
+          </w:p>
+        </w:tc>
+        <w:tc>
+          <w:tcPr>
+            <w:tcW w:w="1870" w:type="dxa"/>
+            <w:vAlign w:val="center"/>
+          </w:tcPr>
+          <w:p>
+            <w:pPr>
+              <w:rPr>
+                <w:b/>
+                <w:bCs/>
+                <w:lang w:val="en-US"/>
+              </w:rPr>
+            </w:pPr>
+            <w:r>
+              <w:t>0.838</w:t>
+            </w:r>
+          </w:p>
+        </w:tc>
+        <w:tc>
+          <w:tcPr>
+            <w:tcW w:w="1870" w:type="dxa"/>
+            <w:vAlign w:val="center"/>
+          </w:tcPr>
+          <w:p>
+            <w:pPr>
+              <w:rPr>
+                <w:b/>
+                <w:bCs/>
+                <w:lang w:val="en-US"/>
+              </w:rPr>
+            </w:pPr>
+            <w:r>
+              <w:t>0.507</w:t>
+            </w:r>
+          </w:p>
+        </w:tc>
+        <w:tc>
+          <w:tcPr>
+            <w:tcW w:w="1870" w:type="dxa"/>
+            <w:vAlign w:val="center"/>
+          </w:tcPr>
+          <w:p>
+            <w:pPr>
+              <w:rPr>
+                <w:b/>
+                <w:bCs/>
+                <w:lang w:val="en-US"/>
+              </w:rPr>
+            </w:pPr>
+            <w:r>
+              <w:t>0.55</w:t>
+            </w:r>
+          </w:p>
+        </w:tc>
+      </w:tr>
+    </w:tbl>
+    <w:p>
+      <w:pPr>
+        <w:rPr>
+          <w:b/>
+          <w:bCs/>
+          <w:lang w:val="en-US"/>
+        </w:rPr>
+      </w:pPr>
+    </w:p>
+    <w:p>
+      <w:pPr>
+        <w:rPr>
+          <w:b/>
+          <w:bCs/>
+          <w:lang w:val="en-US"/>
+        </w:rPr>
+      </w:pPr>
+      <w:r>
+        <w:rPr>
+          <w:b/>
+          <w:bCs/>
+        </w:rPr>
+        <w:t>Table 2 summarises the predictive performance of all evaluated models across multiple metrics. The tuned Random Forest achieved the strongest ranking performance and the highest PR-AUC, indicating improved ability to identify trending songs.</w:t>
       </w:r>
     </w:p>
     <w:p>
@@ -9822,8 +10896,23 @@
           <w:bCs/>
           <w:lang w:val="en-US"/>
         </w:rPr>
-        <w:lastRenderedPageBreak/>
-        <w:t>best threshold ≈ 0.1786</w:t>
+        <w:t xml:space="preserve">best threshold </w:t>
+      </w:r>
+      <w:r>
+        <w:rPr>
+          <w:b/>
+          <w:bCs/>
+          <w:lang w:val="en-US"/>
+        </w:rPr>
+        <w:t>=</w:t>
+      </w:r>
+      <w:r>
+        <w:rPr>
+          <w:b/>
+          <w:bCs/>
+          <w:lang w:val="en-US"/>
+        </w:rPr>
+        <w:t xml:space="preserve"> 0.1786</w:t>
       </w:r>
     </w:p>
     <w:p>
@@ -9844,23 +10933,40 @@
           <w:bCs/>
           <w:lang w:val="en-US"/>
         </w:rPr>
-        <w:t xml:space="preserve">best F1 ≈ 0.7027 </w:t>
-      </w:r>
-    </w:p>
-    <w:p>
-      <w:pPr>
-        <w:rPr>
-          <w:b/>
-          <w:bCs/>
-          <w:lang w:val="en-US"/>
-        </w:rPr>
-      </w:pPr>
-      <w:r>
-        <w:rPr>
-          <w:b/>
-          <w:bCs/>
-          <w:lang w:val="en-US"/>
-        </w:rPr>
+        <w:t xml:space="preserve">best F1 </w:t>
+      </w:r>
+      <w:r>
+        <w:rPr>
+          <w:b/>
+          <w:bCs/>
+          <w:lang w:val="en-US"/>
+        </w:rPr>
+        <w:t>=</w:t>
+      </w:r>
+      <w:r>
+        <w:rPr>
+          <w:b/>
+          <w:bCs/>
+          <w:lang w:val="en-US"/>
+        </w:rPr>
+        <w:t xml:space="preserve"> 0.7027 </w:t>
+      </w:r>
+    </w:p>
+    <w:p>
+      <w:pPr>
+        <w:rPr>
+          <w:b/>
+          <w:bCs/>
+          <w:lang w:val="en-US"/>
+        </w:rPr>
+      </w:pPr>
+      <w:r>
+        <w:rPr>
+          <w:b/>
+          <w:bCs/>
+          <w:lang w:val="en-US"/>
+        </w:rPr>
+        <w:lastRenderedPageBreak/>
         <w:t>This result is important because it demonstrates that the model’s predictive signal is meaningful but requires careful threshold selection to be converted into strong trending classification performance. In practical usage, this means stakeholders could tune the threshold depending on whether they prefer higher recall (catch more trending songs) or higher precision (reduce false positives).</w:t>
       </w:r>
     </w:p>
@@ -10064,7 +11170,7 @@
           <w:lang w:val="en-US"/>
         </w:rPr>
         <w:pict w14:anchorId="6FB5918D">
-          <v:rect id="_x0000_i1320" style="width:0;height:1.5pt" o:hralign="center" o:hrstd="t" o:hr="t" fillcolor="#a0a0a0" stroked="f"/>
+          <v:rect id="_x0000_i1052" style="width:0;height:1.5pt" o:hralign="center" o:hrstd="t" o:hr="t" fillcolor="#a0a0a0" stroked="f"/>
         </w:pict>
       </w:r>
     </w:p>
@@ -10121,8 +11227,43 @@
           <w:bCs/>
           <w:lang w:val="en-US"/>
         </w:rPr>
+        <w:t>artist_pop</w:t>
+      </w:r>
+      <w:proofErr w:type="spellEnd"/>
+      <w:r>
+        <w:rPr>
+          <w:b/>
+          <w:bCs/>
+          <w:lang w:val="en-US"/>
+        </w:rPr>
+        <w:t xml:space="preserve"> is the most influential predictor </w:t>
+      </w:r>
+    </w:p>
+    <w:p>
+      <w:pPr>
+        <w:rPr>
+          <w:b/>
+          <w:bCs/>
+          <w:lang w:val="en-US"/>
+        </w:rPr>
+      </w:pPr>
+      <w:r>
+        <w:rPr>
+          <w:b/>
+          <w:bCs/>
+          <w:lang w:val="en-US"/>
+        </w:rPr>
         <w:lastRenderedPageBreak/>
-        <w:t>artist_pop</w:t>
+        <w:t xml:space="preserve">This aligns with expectations: established artists have higher visibility and audience reach, increasing the probability that a track gains traction. Audio features such as danceability and energy also contribute, supporting the hypothesis that TikTok trends </w:t>
+      </w:r>
+      <w:proofErr w:type="spellStart"/>
+      <w:r>
+        <w:rPr>
+          <w:b/>
+          <w:bCs/>
+          <w:lang w:val="en-US"/>
+        </w:rPr>
+        <w:t>favour</w:t>
       </w:r>
       <w:proofErr w:type="spellEnd"/>
       <w:r>
@@ -10131,41 +11272,6 @@
           <w:bCs/>
           <w:lang w:val="en-US"/>
         </w:rPr>
-        <w:t xml:space="preserve"> is the most influential predictor </w:t>
-      </w:r>
-    </w:p>
-    <w:p>
-      <w:pPr>
-        <w:rPr>
-          <w:b/>
-          <w:bCs/>
-          <w:lang w:val="en-US"/>
-        </w:rPr>
-      </w:pPr>
-      <w:r>
-        <w:rPr>
-          <w:b/>
-          <w:bCs/>
-          <w:lang w:val="en-US"/>
-        </w:rPr>
-        <w:t xml:space="preserve">This aligns with expectations: established artists have higher visibility and audience reach, increasing the probability that a track gains traction. Audio features such as danceability and energy also contribute, supporting the hypothesis that TikTok trends </w:t>
-      </w:r>
-      <w:proofErr w:type="spellStart"/>
-      <w:r>
-        <w:rPr>
-          <w:b/>
-          <w:bCs/>
-          <w:lang w:val="en-US"/>
-        </w:rPr>
-        <w:t>favour</w:t>
-      </w:r>
-      <w:proofErr w:type="spellEnd"/>
-      <w:r>
-        <w:rPr>
-          <w:b/>
-          <w:bCs/>
-          <w:lang w:val="en-US"/>
-        </w:rPr>
         <w:t xml:space="preserve"> tracks suitable for short-form engagement and repeated looping.</w:t>
       </w:r>
     </w:p>
@@ -10201,7 +11307,7 @@
           <w:lang w:val="en-US"/>
         </w:rPr>
         <w:pict w14:anchorId="239DCF67">
-          <v:rect id="_x0000_i1321" style="width:0;height:1.5pt" o:hralign="center" o:hrstd="t" o:hr="t" fillcolor="#a0a0a0" stroked="f"/>
+          <v:rect id="_x0000_i1053" style="width:0;height:1.5pt" o:hralign="center" o:hrstd="t" o:hr="t" fillcolor="#a0a0a0" stroked="f"/>
         </w:pict>
       </w:r>
     </w:p>
@@ -10257,7 +11363,23 @@
           <w:bCs/>
           <w:lang w:val="en-US"/>
         </w:rPr>
-        <w:t>70th percentile → mean CV ROC-AUC ≈ 0.863</w:t>
+        <w:t xml:space="preserve">70th percentile → mean CV ROC-AUC </w:t>
+      </w:r>
+      <w:r>
+        <w:rPr>
+          <w:b/>
+          <w:bCs/>
+          <w:lang w:val="en-US"/>
+        </w:rPr>
+        <w:t>=</w:t>
+      </w:r>
+      <w:r>
+        <w:rPr>
+          <w:b/>
+          <w:bCs/>
+          <w:lang w:val="en-US"/>
+        </w:rPr>
+        <w:t xml:space="preserve"> 0.863</w:t>
       </w:r>
     </w:p>
     <w:p>
@@ -10278,7 +11400,23 @@
           <w:bCs/>
           <w:lang w:val="en-US"/>
         </w:rPr>
-        <w:t>75th percentile → mean CV ROC-AUC ≈ 0.853</w:t>
+        <w:t xml:space="preserve">75th percentile → mean CV ROC-AUC </w:t>
+      </w:r>
+      <w:r>
+        <w:rPr>
+          <w:b/>
+          <w:bCs/>
+          <w:lang w:val="en-US"/>
+        </w:rPr>
+        <w:t>=</w:t>
+      </w:r>
+      <w:r>
+        <w:rPr>
+          <w:b/>
+          <w:bCs/>
+          <w:lang w:val="en-US"/>
+        </w:rPr>
+        <w:t xml:space="preserve"> 0.853</w:t>
       </w:r>
     </w:p>
     <w:p>
@@ -10299,7 +11437,23 @@
           <w:bCs/>
           <w:lang w:val="en-US"/>
         </w:rPr>
-        <w:t xml:space="preserve">80th percentile → mean CV ROC-AUC ≈ 0.838 </w:t>
+        <w:t xml:space="preserve">80th percentile → mean CV ROC-AUC </w:t>
+      </w:r>
+      <w:r>
+        <w:rPr>
+          <w:b/>
+          <w:bCs/>
+          <w:lang w:val="en-US"/>
+        </w:rPr>
+        <w:t>=</w:t>
+      </w:r>
+      <w:r>
+        <w:rPr>
+          <w:b/>
+          <w:bCs/>
+          <w:lang w:val="en-US"/>
+        </w:rPr>
+        <w:t xml:space="preserve"> 0.838 </w:t>
       </w:r>
     </w:p>
     <w:p>
@@ -10334,7 +11488,7 @@
           <w:lang w:val="en-US"/>
         </w:rPr>
         <w:pict w14:anchorId="782A5B96">
-          <v:rect id="_x0000_i1322" style="width:0;height:1.5pt" o:hralign="center" o:hrstd="t" o:hr="t" fillcolor="#a0a0a0" stroked="f"/>
+          <v:rect id="_x0000_i1054" style="width:0;height:1.5pt" o:hralign="center" o:hrstd="t" o:hr="t" fillcolor="#a0a0a0" stroked="f"/>
         </w:pict>
       </w:r>
     </w:p>
@@ -10492,7 +11646,6 @@
           <w:bCs/>
           <w:lang w:val="en-US"/>
         </w:rPr>
-        <w:lastRenderedPageBreak/>
         <w:t>interpretability via permutation importance,</w:t>
       </w:r>
     </w:p>
@@ -10514,6 +11667,7 @@
           <w:bCs/>
           <w:lang w:val="en-US"/>
         </w:rPr>
+        <w:lastRenderedPageBreak/>
         <w:t>and sensitivity analysis for label robustness.</w:t>
       </w:r>
     </w:p>
@@ -10549,7 +11703,7 @@
           <w:lang w:val="en-US"/>
         </w:rPr>
         <w:pict w14:anchorId="0C087A0A">
-          <v:rect id="_x0000_i1323" style="width:0;height:1.5pt" o:hralign="center" o:hrstd="t" o:hr="t" fillcolor="#a0a0a0" stroked="f"/>
+          <v:rect id="_x0000_i1055" style="width:0;height:1.5pt" o:hralign="center" o:hrstd="t" o:hr="t" fillcolor="#a0a0a0" stroked="f"/>
         </w:pict>
       </w:r>
     </w:p>
@@ -10740,7 +11894,7 @@
           <w:lang w:val="en-US"/>
         </w:rPr>
         <w:pict w14:anchorId="3C3E7E84">
-          <v:rect id="_x0000_i1324" style="width:0;height:1.5pt" o:hralign="center" o:hrstd="t" o:hr="t" fillcolor="#a0a0a0" stroked="f"/>
+          <v:rect id="_x0000_i1056" style="width:0;height:1.5pt" o:hralign="center" o:hrstd="t" o:hr="t" fillcolor="#a0a0a0" stroked="f"/>
         </w:pict>
       </w:r>
     </w:p>
@@ -10916,26 +12070,26 @@
           <w:bCs/>
           <w:lang w:val="en-US"/>
         </w:rPr>
+        <w:t>using a larger dataset or incorporating additional TikTok engagement variables if available.</w:t>
+      </w:r>
+    </w:p>
+    <w:p>
+      <w:pPr>
+        <w:rPr>
+          <w:b/>
+          <w:bCs/>
+          <w:lang w:val="en-US"/>
+        </w:rPr>
+      </w:pPr>
+      <w:r>
+        <w:rPr>
+          <w:b/>
+          <w:bCs/>
+          <w:lang w:val="en-US"/>
+        </w:rPr>
         <w:lastRenderedPageBreak/>
-        <w:t>using a larger dataset or incorporating additional TikTok engagement variables if available.</w:t>
-      </w:r>
-    </w:p>
-    <w:p>
-      <w:pPr>
-        <w:rPr>
-          <w:b/>
-          <w:bCs/>
-          <w:lang w:val="en-US"/>
-        </w:rPr>
-      </w:pPr>
-      <w:r>
-        <w:rPr>
-          <w:b/>
-          <w:bCs/>
-          <w:lang w:val="en-US"/>
-        </w:rPr>
         <w:pict w14:anchorId="44886039">
-          <v:rect id="_x0000_i1325" style="width:0;height:1.5pt" o:hralign="center" o:hrstd="t" o:hr="t" fillcolor="#a0a0a0" stroked="f"/>
+          <v:rect id="_x0000_i1057" style="width:0;height:1.5pt" o:hralign="center" o:hrstd="t" o:hr="t" fillcolor="#a0a0a0" stroked="f"/>
         </w:pict>
       </w:r>
     </w:p>
@@ -11010,9 +12164,45 @@
       </w:r>
     </w:p>
     <w:p>
+      <w:pPr>
+        <w:rPr>
+          <w:b/>
+          <w:bCs/>
+          <w:lang w:val="en-US"/>
+        </w:rPr>
+      </w:pPr>
+    </w:p>
+    <w:p>
+      <w:pPr>
+        <w:rPr>
+          <w:b/>
+          <w:bCs/>
+          <w:lang w:val="en-US"/>
+        </w:rPr>
+      </w:pPr>
+    </w:p>
+    <w:p>
+      <w:pPr>
+        <w:rPr>
+          <w:b/>
+          <w:bCs/>
+          <w:lang w:val="en-US"/>
+        </w:rPr>
+      </w:pPr>
+    </w:p>
+    <w:p>
+      <w:pPr>
+        <w:rPr>
+          <w:b/>
+          <w:bCs/>
+          <w:lang w:val="en-US"/>
+        </w:rPr>
+      </w:pPr>
+    </w:p>
+    <w:p>
       <w:r>
         <w:pict w14:anchorId="6DF699C6">
-          <v:rect id="_x0000_i1066" style="width:0;height:1.5pt" o:hralign="center" o:hrstd="t" o:hr="t" fillcolor="#a0a0a0" stroked="f"/>
+          <v:rect id="_x0000_i1058" style="width:0;height:1.5pt" o:hralign="center" o:hrstd="t" o:hr="t" fillcolor="#a0a0a0" stroked="f"/>
         </w:pict>
       </w:r>
     </w:p>
@@ -11023,6 +12213,27 @@
           <w:bCs/>
         </w:rPr>
       </w:pPr>
+      <w:r>
+        <w:rPr>
+          <w:b/>
+          <w:bCs/>
+        </w:rPr>
+        <w:t xml:space="preserve">Chapter </w:t>
+      </w:r>
+      <w:r>
+        <w:rPr>
+          <w:b/>
+          <w:bCs/>
+        </w:rPr>
+        <w:t xml:space="preserve">6. Conclusion </w:t>
+      </w:r>
+      <w:r>
+        <w:rPr>
+          <w:b/>
+          <w:bCs/>
+        </w:rPr>
+        <w:t>(861/1000 words)</w:t>
+      </w:r>
     </w:p>
     <w:p>
       <w:pPr>
@@ -11040,6 +12251,14 @@
         </w:rPr>
         <w:t>6.1 Summary of the Project</w:t>
       </w:r>
+      <w:r>
+        <w:rPr>
+          <w:b/>
+          <w:bCs/>
+          <w:lang w:val="en-US"/>
+        </w:rPr>
+        <w:t xml:space="preserve"> </w:t>
+      </w:r>
     </w:p>
     <w:p>
       <w:pPr>
@@ -11107,16 +12326,8 @@
           <w:bCs/>
           <w:lang w:val="en-US"/>
         </w:rPr>
-        <w:t xml:space="preserve">The final system implemented a full machine learning workflow including feature selection, label construction, stratified train-test splitting, baseline modelling, advanced ensemble modelling, cross-validation, hyperparameter tuning, model calibration, imbalance-aware evaluation, interpretability analysis, and sensitivity </w:t>
-      </w:r>
-      <w:r>
-        <w:rPr>
-          <w:b/>
-          <w:bCs/>
-          <w:lang w:val="en-US"/>
-        </w:rPr>
         <w:lastRenderedPageBreak/>
-        <w:t>testing. Together, these elements demonstrate a complete data-driven system consistent with the requirements of Project Template 5.</w:t>
+        <w:t>The final system implemented a full machine learning workflow including feature selection, label construction, stratified train-test splitting, baseline modelling, advanced ensemble modelling, cross-validation, hyperparameter tuning, model calibration, imbalance-aware evaluation, interpretability analysis, and sensitivity testing. Together, these elements demonstrate a complete data-driven system consistent with the requirements of Project Template 5.</w:t>
       </w:r>
     </w:p>
     <w:p>
@@ -11134,7 +12345,7 @@
           <w:lang w:val="en-US"/>
         </w:rPr>
         <w:pict w14:anchorId="6A4FE91C">
-          <v:rect id="_x0000_i1362" style="width:0;height:1.5pt" o:hralign="center" o:hrstd="t" o:hr="t" fillcolor="#a0a0a0" stroked="f"/>
+          <v:rect id="_x0000_i1059" style="width:0;height:1.5pt" o:hralign="center" o:hrstd="t" o:hr="t" fillcolor="#a0a0a0" stroked="f"/>
         </w:pict>
       </w:r>
     </w:p>
@@ -11388,6 +12599,7 @@
           <w:bCs/>
           <w:lang w:val="en-US"/>
         </w:rPr>
+        <w:lastRenderedPageBreak/>
         <w:t>Interpretability through feature importance:</w:t>
       </w:r>
       <w:r>
@@ -11415,7 +12627,7 @@
           <w:lang w:val="en-US"/>
         </w:rPr>
         <w:pict w14:anchorId="16AED3C8">
-          <v:rect id="_x0000_i1363" style="width:0;height:1.5pt" o:hralign="center" o:hrstd="t" o:hr="t" fillcolor="#a0a0a0" stroked="f"/>
+          <v:rect id="_x0000_i1060" style="width:0;height:1.5pt" o:hralign="center" o:hrstd="t" o:hr="t" fillcolor="#a0a0a0" stroked="f"/>
         </w:pict>
       </w:r>
     </w:p>
@@ -11433,7 +12645,6 @@
           <w:bCs/>
           <w:lang w:val="en-US"/>
         </w:rPr>
-        <w:lastRenderedPageBreak/>
         <w:t>6.3 Critical Reflections and Limitations</w:t>
       </w:r>
     </w:p>
@@ -11642,7 +12853,7 @@
           <w:lang w:val="en-US"/>
         </w:rPr>
         <w:pict w14:anchorId="4BFF55C1">
-          <v:rect id="_x0000_i1364" style="width:0;height:1.5pt" o:hralign="center" o:hrstd="t" o:hr="t" fillcolor="#a0a0a0" stroked="f"/>
+          <v:rect id="_x0000_i1061" style="width:0;height:1.5pt" o:hralign="center" o:hrstd="t" o:hr="t" fillcolor="#a0a0a0" stroked="f"/>
         </w:pict>
       </w:r>
     </w:p>
@@ -11677,7 +12888,16 @@
           <w:bCs/>
           <w:lang w:val="en-US"/>
         </w:rPr>
-        <w:t>A major theme emerging from this project is that prediction quality depends not only on model selection but also on problem formulation and evaluation design. Defining “trending” rigorously, choosing appropriate metrics, and applying cross-validation contributed as much to the overall quality of the work as the choice of algorithm itself.</w:t>
+        <w:t xml:space="preserve">A major theme emerging from this project is that prediction quality depends not only on model selection but also on problem formulation and evaluation design. Defining </w:t>
+      </w:r>
+      <w:r>
+        <w:rPr>
+          <w:b/>
+          <w:bCs/>
+          <w:lang w:val="en-US"/>
+        </w:rPr>
+        <w:lastRenderedPageBreak/>
+        <w:t>“trending” rigorously, choosing appropriate metrics, and applying cross-validation contributed as much to the overall quality of the work as the choice of algorithm itself.</w:t>
       </w:r>
     </w:p>
     <w:p>
@@ -11729,7 +12949,6 @@
           <w:bCs/>
           <w:lang w:val="en-US"/>
         </w:rPr>
-        <w:lastRenderedPageBreak/>
         <w:t>Finally, the project demonstrates how machine learning systems must be designed in a way that acknowledges real-world uncertainty. Even strong performance metrics cannot fully capture the complexity of cultural trends, and model predictions should be interpreted probabilistically and critically.</w:t>
       </w:r>
     </w:p>
@@ -11748,7 +12967,7 @@
           <w:lang w:val="en-US"/>
         </w:rPr>
         <w:pict w14:anchorId="1D89AC80">
-          <v:rect id="_x0000_i1365" style="width:0;height:1.5pt" o:hralign="center" o:hrstd="t" o:hr="t" fillcolor="#a0a0a0" stroked="f"/>
+          <v:rect id="_x0000_i1062" style="width:0;height:1.5pt" o:hralign="center" o:hrstd="t" o:hr="t" fillcolor="#a0a0a0" stroked="f"/>
         </w:pict>
       </w:r>
     </w:p>
@@ -11942,7 +13161,7 @@
           <w:lang w:val="en-US"/>
         </w:rPr>
         <w:pict w14:anchorId="45AB66BE">
-          <v:rect id="_x0000_i1366" style="width:0;height:1.5pt" o:hralign="center" o:hrstd="t" o:hr="t" fillcolor="#a0a0a0" stroked="f"/>
+          <v:rect id="_x0000_i1063" style="width:0;height:1.5pt" o:hralign="center" o:hrstd="t" o:hr="t" fillcolor="#a0a0a0" stroked="f"/>
         </w:pict>
       </w:r>
     </w:p>
@@ -11977,7 +13196,16 @@
           <w:bCs/>
           <w:lang w:val="en-US"/>
         </w:rPr>
-        <w:t>In conclusion, this project successfully implemented and evaluated a predictive analytics system that can estimate TikTok trending likelihood using audio and metadata features. The work demonstrates strong technical depth, robust evaluation methodology, and meaningful interpretability. Although limitations exist due to dataset scale and platform complexity, the project provides a solid foundation for further extension and demonstrates how machine learning can be applied effectively to modern music and social media trend prediction.</w:t>
+        <w:t xml:space="preserve">In conclusion, this project successfully implemented and evaluated a predictive analytics system that can estimate TikTok trending likelihood using audio and metadata features. The work demonstrates strong technical depth, robust evaluation methodology, and meaningful interpretability. Although limitations exist due to dataset scale and platform complexity, the project provides a solid foundation for </w:t>
+      </w:r>
+      <w:r>
+        <w:rPr>
+          <w:b/>
+          <w:bCs/>
+          <w:lang w:val="en-US"/>
+        </w:rPr>
+        <w:lastRenderedPageBreak/>
+        <w:t>further extension and demonstrates how machine learning can be applied effectively to modern music and social media trend prediction.</w:t>
       </w:r>
     </w:p>
     <w:p>
@@ -12346,6 +13574,7 @@
         <w:rPr>
           <w:lang w:val="en-US"/>
         </w:rPr>
+        <w:lastRenderedPageBreak/>
         <w:t xml:space="preserve">Saito, T. and </w:t>
       </w:r>
       <w:proofErr w:type="spellStart"/>
@@ -12456,7 +13685,6 @@
         <w:rPr>
           <w:lang w:val="en-US"/>
         </w:rPr>
-        <w:lastRenderedPageBreak/>
         <w:t xml:space="preserve">Zadrozny, B. and Elkan, C. (2001) ‘Obtaining calibrated probability estimates from decision trees and naive Bayesian classifiers’, </w:t>
       </w:r>
       <w:r>
